--- a/out/Photo 1_pol.docx
+++ b/out/Photo 1_pol.docx
@@ -288,7 +288,7 @@
           <w:vertAlign w:val="baseline"/>
           <w:rtl w:val="0"/>
         </w:rPr>
-        <w:t xml:space="preserve">Zastąp powtarzające się wyrażenie "To jest"!</w:t>
+        <w:t xml:space="preserve">Prosimy o zastąpienie powtarzającego się wyrażenia "To jest"!</w:t>
       </w:r>
     </w:p>
     <w:p>
